--- a/papers/论文簇_四篇定位与层映射_2026-10-24.docx
+++ b/papers/论文簇_四篇定位与层映射_2026-10-24.docx
@@ -260,7 +260,20 @@
               <w:jc w:val="left"/>
             </w:pPr>
             <w:r>
-              <w:t xml:space="preserve">整体组（归属待确认，见 §5）</w:t>
+              <w:t xml:space="preserve">整体组（★</w:t>
+            </w:r>
+            <w:r>
+              <w:t xml:space="preserve"> </w:t>
+            </w:r>
+            <w:r>
+              <w:rPr>
+                <w:bCs/>
+                <w:b/>
+              </w:rPr>
+              <w:t xml:space="preserve">已定口径</w:t>
+            </w:r>
+            <w:r>
+              <w:t xml:space="preserve">，见 §5）</w:t>
             </w:r>
           </w:p>
         </w:tc>
@@ -3304,13 +3317,651 @@
       </w:r>
     </w:p>
     <w:bookmarkEnd w:id="25"/>
-    <w:bookmarkStart w:id="26" w:name="唯一核不实的一格①-的整体组归属"/>
+    <w:bookmarkStart w:id="26" w:name="X10d23c04622d4f974f29f7457d4e4a1497d7fb2"/>
     <w:p>
       <w:pPr>
         <w:pStyle w:val="Heading2"/>
       </w:pPr>
       <w:r>
-        <w:t xml:space="preserve">5 · 唯一核不实的一格：① 的「整体组」归属</w:t>
+        <w:t xml:space="preserve">5 · ★ ① 的归属：已定口径（★ 2026-10-25 更正；★ 原措辞作废，★ 更正台账见</w:t>
+      </w:r>
+      <w:r>
+        <w:t xml:space="preserve"> </w:t>
+      </w:r>
+      <w:r>
+        <w:rPr>
+          <w:rStyle w:val="VerbatimChar"/>
+        </w:rPr>
+        <w:t xml:space="preserve">交付总览_人肉审版_2026-10-25.md</w:t>
+      </w:r>
+      <w:r>
+        <w:t xml:space="preserve"> </w:t>
+      </w:r>
+      <w:r>
+        <w:t xml:space="preserve">§4）</w:t>
+      </w:r>
+    </w:p>
+    <w:p>
+      <w:pPr>
+        <w:pStyle w:val="FirstParagraph"/>
+      </w:pPr>
+      <w:r>
+        <w:t xml:space="preserve">★</w:t>
+      </w:r>
+      <w:r>
+        <w:t xml:space="preserve"> </w:t>
+      </w:r>
+      <w:r>
+        <w:rPr>
+          <w:bCs/>
+          <w:b/>
+        </w:rPr>
+        <w:t xml:space="preserve">负责人 2026-10-24 深夜给出四方向既定口径，2026-10-25 再次确认 ⇒ ★ 这一格从来不是待定项</w:t>
+      </w:r>
+      <w:r>
+        <w:t xml:space="preserve">（★ 是我把它标成了待定）。</w:t>
+      </w:r>
+    </w:p>
+    <w:tbl>
+      <w:tblPr>
+        <w:tblStyle w:val="Table"/>
+        <w:tblW w:type="pct" w:w="5000"/>
+        <w:tblLook w:firstRow="1" w:lastRow="0" w:firstColumn="0" w:lastColumn="0" w:noHBand="0" w:noVBand="0" w:val="0020"/>
+      </w:tblPr>
+      <w:tblGrid>
+        <w:gridCol w:w="1584"/>
+        <w:gridCol w:w="1584"/>
+        <w:gridCol w:w="1584"/>
+        <w:gridCol w:w="1584"/>
+        <w:gridCol w:w="1584"/>
+      </w:tblGrid>
+      <w:tr>
+        <w:trPr>
+          <w:tblHeader w:val="true"/>
+        </w:trPr>
+        <w:tc>
+          <w:tcPr/>
+          <w:p>
+            <w:pPr>
+              <w:pStyle w:val="Compact"/>
+              <w:jc w:val="center"/>
+            </w:pPr>
+            <w:r>
+              <w:t xml:space="preserve">方向</w:t>
+            </w:r>
+          </w:p>
+        </w:tc>
+        <w:tc>
+          <w:tcPr/>
+          <w:p>
+            <w:pPr>
+              <w:pStyle w:val="Compact"/>
+              <w:jc w:val="left"/>
+            </w:pPr>
+            <w:r>
+              <w:t xml:space="preserve">负责组</w:t>
+            </w:r>
+          </w:p>
+        </w:tc>
+        <w:tc>
+          <w:tcPr/>
+          <w:p>
+            <w:pPr>
+              <w:pStyle w:val="Compact"/>
+              <w:jc w:val="left"/>
+            </w:pPr>
+            <w:r>
+              <w:t xml:space="preserve">本包里的对应文件</w:t>
+            </w:r>
+          </w:p>
+        </w:tc>
+        <w:tc>
+          <w:tcPr/>
+          <w:p>
+            <w:pPr>
+              <w:pStyle w:val="Compact"/>
+              <w:jc w:val="center"/>
+            </w:pPr>
+            <w:r>
+              <w:t xml:space="preserve">★ 三个正交维度</w:t>
+            </w:r>
+          </w:p>
+        </w:tc>
+        <w:tc>
+          <w:tcPr/>
+          <w:p>
+            <w:pPr>
+              <w:pStyle w:val="Compact"/>
+              <w:jc w:val="left"/>
+            </w:pPr>
+            <w:r>
+              <w:t xml:space="preserve">★ 核心公式</w:t>
+            </w:r>
+          </w:p>
+        </w:tc>
+      </w:tr>
+      <w:tr>
+        <w:tc>
+          <w:tcPr/>
+          <w:p>
+            <w:pPr>
+              <w:pStyle w:val="Compact"/>
+              <w:jc w:val="center"/>
+            </w:pPr>
+            <w:r>
+              <w:rPr>
+                <w:bCs/>
+                <w:b/>
+              </w:rPr>
+              <w:t xml:space="preserve">①</w:t>
+            </w:r>
+          </w:p>
+        </w:tc>
+        <w:tc>
+          <w:tcPr/>
+          <w:p>
+            <w:pPr>
+              <w:pStyle w:val="Compact"/>
+              <w:jc w:val="left"/>
+            </w:pPr>
+            <w:r>
+              <w:rPr>
+                <w:bCs/>
+                <w:b/>
+              </w:rPr>
+              <w:t xml:space="preserve">整体组</w:t>
+            </w:r>
+          </w:p>
+        </w:tc>
+        <w:tc>
+          <w:tcPr/>
+          <w:p>
+            <w:pPr>
+              <w:pStyle w:val="Compact"/>
+              <w:jc w:val="left"/>
+            </w:pPr>
+            <w:r>
+              <w:rPr>
+                <w:rStyle w:val="VerbatimChar"/>
+              </w:rPr>
+              <w:t xml:space="preserve">papers/01_L1_PrematureConvergence_交差稿.md</w:t>
+            </w:r>
+          </w:p>
+        </w:tc>
+        <w:tc>
+          <w:tcPr/>
+          <w:p>
+            <w:pPr>
+              <w:pStyle w:val="Compact"/>
+              <w:jc w:val="center"/>
+            </w:pPr>
+            <w:r>
+              <w:t xml:space="preserve">——（问题与根因）</w:t>
+            </w:r>
+          </w:p>
+        </w:tc>
+        <w:tc>
+          <w:tcPr/>
+          <w:p>
+            <w:pPr>
+              <w:pStyle w:val="Compact"/>
+              <w:jc w:val="left"/>
+            </w:pPr>
+            <w:r>
+              <w:rPr>
+                <w:rStyle w:val="VerbatimChar"/>
+              </w:rPr>
+              <w:t xml:space="preserve">α = d log PR(K) / d log K</w:t>
+            </w:r>
+          </w:p>
+        </w:tc>
+      </w:tr>
+      <w:tr>
+        <w:tc>
+          <w:tcPr/>
+          <w:p>
+            <w:pPr>
+              <w:pStyle w:val="Compact"/>
+              <w:jc w:val="center"/>
+            </w:pPr>
+            <w:r>
+              <w:rPr>
+                <w:bCs/>
+                <w:b/>
+              </w:rPr>
+              <w:t xml:space="preserve">②</w:t>
+            </w:r>
+          </w:p>
+        </w:tc>
+        <w:tc>
+          <w:tcPr/>
+          <w:p>
+            <w:pPr>
+              <w:pStyle w:val="Compact"/>
+              <w:jc w:val="left"/>
+            </w:pPr>
+            <w:r>
+              <w:rPr>
+                <w:bCs/>
+                <w:b/>
+              </w:rPr>
+              <w:t xml:space="preserve">二方向组</w:t>
+            </w:r>
+            <w:r>
+              <w:t xml:space="preserve">（层2 人为设计）</w:t>
+            </w:r>
+          </w:p>
+        </w:tc>
+        <w:tc>
+          <w:tcPr/>
+          <w:p>
+            <w:pPr>
+              <w:pStyle w:val="Compact"/>
+              <w:jc w:val="left"/>
+            </w:pPr>
+            <w:r>
+              <w:rPr>
+                <w:rStyle w:val="VerbatimChar"/>
+              </w:rPr>
+              <w:t xml:space="preserve">papers/02_A_SelectionIsNotCreation_稿.md</w:t>
+            </w:r>
+          </w:p>
+        </w:tc>
+        <w:tc>
+          <w:tcPr/>
+          <w:p>
+            <w:pPr>
+              <w:pStyle w:val="Compact"/>
+              <w:jc w:val="center"/>
+            </w:pPr>
+            <w:r>
+              <w:rPr>
+                <w:bCs/>
+                <w:b/>
+              </w:rPr>
+              <w:t xml:space="preserve">形态</w:t>
+            </w:r>
+            <w:r>
+              <w:t xml:space="preserve">（人怎么设计）</w:t>
+            </w:r>
+          </w:p>
+        </w:tc>
+        <w:tc>
+          <w:tcPr/>
+          <w:p>
+            <w:pPr>
+              <w:pStyle w:val="Compact"/>
+              <w:jc w:val="left"/>
+            </w:pPr>
+            <w:r>
+              <w:t xml:space="preserve">设计侧</w:t>
+            </w:r>
+            <w:r>
+              <w:t xml:space="preserve"> </w:t>
+            </w:r>
+            <w:r>
+              <w:rPr>
+                <w:rStyle w:val="VerbatimChar"/>
+              </w:rPr>
+              <w:t xml:space="preserve">杠杆 = 支数 × 题里的可分叉决策数</w:t>
+            </w:r>
+            <w:r>
+              <w:t xml:space="preserve">；判定侧</w:t>
+            </w:r>
+            <w:r>
+              <w:t xml:space="preserve"> </w:t>
+            </w:r>
+            <w:r>
+              <w:rPr>
+                <w:rStyle w:val="VerbatimChar"/>
+              </w:rPr>
+              <w:t xml:space="preserve">净增益 = |新增| − |丢失|</w:t>
+            </w:r>
+          </w:p>
+        </w:tc>
+      </w:tr>
+      <w:tr>
+        <w:tc>
+          <w:tcPr/>
+          <w:p>
+            <w:pPr>
+              <w:pStyle w:val="Compact"/>
+              <w:jc w:val="center"/>
+            </w:pPr>
+            <w:r>
+              <w:rPr>
+                <w:bCs/>
+                <w:b/>
+              </w:rPr>
+              <w:t xml:space="preserve">③</w:t>
+            </w:r>
+          </w:p>
+        </w:tc>
+        <w:tc>
+          <w:tcPr/>
+          <w:p>
+            <w:pPr>
+              <w:pStyle w:val="Compact"/>
+              <w:jc w:val="left"/>
+            </w:pPr>
+            <w:r>
+              <w:rPr>
+                <w:bCs/>
+                <w:b/>
+              </w:rPr>
+              <w:t xml:space="preserve">三方向组</w:t>
+            </w:r>
+            <w:r>
+              <w:t xml:space="preserve">（层3）</w:t>
+            </w:r>
+          </w:p>
+        </w:tc>
+        <w:tc>
+          <w:tcPr/>
+          <w:p>
+            <w:pPr>
+              <w:pStyle w:val="Compact"/>
+              <w:jc w:val="left"/>
+            </w:pPr>
+            <w:r>
+              <w:rPr>
+                <w:rStyle w:val="VerbatimChar"/>
+              </w:rPr>
+              <w:t xml:space="preserve">papers/06_L3_层3自修改_交差稿.md</w:t>
+            </w:r>
+          </w:p>
+        </w:tc>
+        <w:tc>
+          <w:tcPr/>
+          <w:p>
+            <w:pPr>
+              <w:pStyle w:val="Compact"/>
+              <w:jc w:val="center"/>
+            </w:pPr>
+            <w:r>
+              <w:rPr>
+                <w:bCs/>
+                <w:b/>
+              </w:rPr>
+              <w:t xml:space="preserve">来源</w:t>
+            </w:r>
+            <w:r>
+              <w:t xml:space="preserve">（学出来的）</w:t>
+            </w:r>
+          </w:p>
+        </w:tc>
+        <w:tc>
+          <w:tcPr/>
+          <w:p>
+            <w:pPr>
+              <w:pStyle w:val="Compact"/>
+              <w:jc w:val="left"/>
+            </w:pPr>
+            <w:r>
+              <w:rPr>
+                <w:rStyle w:val="VerbatimChar"/>
+              </w:rPr>
+              <w:t xml:space="preserve">score(a) = u+v+t+m[failure][repair]</w:t>
+            </w:r>
+            <w:r>
+              <w:t xml:space="preserve">，</w:t>
+            </w:r>
+            <w:r>
+              <w:rPr>
+                <w:rStyle w:val="VerbatimChar"/>
+              </w:rPr>
+              <w:t xml:space="preserve">p ∝ exp(·)</w:t>
+            </w:r>
+            <w:r>
+              <w:t xml:space="preserve">（57 权重）</w:t>
+            </w:r>
+          </w:p>
+        </w:tc>
+      </w:tr>
+      <w:tr>
+        <w:tc>
+          <w:tcPr/>
+          <w:p>
+            <w:pPr>
+              <w:pStyle w:val="Compact"/>
+              <w:jc w:val="center"/>
+            </w:pPr>
+            <w:r>
+              <w:rPr>
+                <w:bCs/>
+                <w:b/>
+              </w:rPr>
+              <w:t xml:space="preserve">④</w:t>
+            </w:r>
+          </w:p>
+        </w:tc>
+        <w:tc>
+          <w:tcPr/>
+          <w:p>
+            <w:pPr>
+              <w:pStyle w:val="Compact"/>
+              <w:jc w:val="left"/>
+            </w:pPr>
+            <w:r>
+              <w:rPr>
+                <w:bCs/>
+                <w:b/>
+              </w:rPr>
+              <w:t xml:space="preserve">状态机推动组</w:t>
+            </w:r>
+            <w:r>
+              <w:t xml:space="preserve">（第四组）</w:t>
+            </w:r>
+          </w:p>
+        </w:tc>
+        <w:tc>
+          <w:tcPr/>
+          <w:p>
+            <w:pPr>
+              <w:pStyle w:val="Compact"/>
+              <w:jc w:val="left"/>
+            </w:pPr>
+            <w:r>
+              <w:rPr>
+                <w:rStyle w:val="VerbatimChar"/>
+              </w:rPr>
+              <w:t xml:space="preserve">papers/04_D_StateMachineIsNotYetAPrompt_交差稿.md</w:t>
+            </w:r>
+          </w:p>
+        </w:tc>
+        <w:tc>
+          <w:tcPr/>
+          <w:p>
+            <w:pPr>
+              <w:pStyle w:val="Compact"/>
+              <w:jc w:val="center"/>
+            </w:pPr>
+            <w:r>
+              <w:rPr>
+                <w:bCs/>
+                <w:b/>
+              </w:rPr>
+              <w:t xml:space="preserve">驱动力</w:t>
+            </w:r>
+            <w:r>
+              <w:t xml:space="preserve">（目的状态机）</w:t>
+            </w:r>
+          </w:p>
+        </w:tc>
+        <w:tc>
+          <w:tcPr/>
+          <w:p>
+            <w:pPr>
+              <w:pStyle w:val="Compact"/>
+              <w:jc w:val="left"/>
+            </w:pPr>
+            <w:r>
+              <w:t xml:space="preserve">C1 四步管线</w:t>
+            </w:r>
+            <w:r>
+              <w:t xml:space="preserve"> </w:t>
+            </w:r>
+            <w:r>
+              <w:rPr>
+                <w:rStyle w:val="VerbatimChar"/>
+              </w:rPr>
+              <w:t xml:space="preserve">f(S₀)→O₁→g(S₀,O₁)→O₂</w:t>
+            </w:r>
+            <w:r>
+              <w:t xml:space="preserve"> </w:t>
+            </w:r>
+            <w:r>
+              <w:t xml:space="preserve">＋ 离散结构量 D-1/D-2/D-3</w:t>
+            </w:r>
+          </w:p>
+        </w:tc>
+      </w:tr>
+      <w:tr>
+        <w:tc>
+          <w:tcPr/>
+          <w:p>
+            <w:pPr>
+              <w:pStyle w:val="Compact"/>
+              <w:jc w:val="center"/>
+            </w:pPr>
+            <w:r>
+              <w:t xml:space="preserve">横跨</w:t>
+            </w:r>
+          </w:p>
+        </w:tc>
+        <w:tc>
+          <w:tcPr/>
+          <w:p>
+            <w:pPr>
+              <w:pStyle w:val="Compact"/>
+              <w:jc w:val="left"/>
+            </w:pPr>
+            <w:r>
+              <w:t xml:space="preserve">论文簇</w:t>
+            </w:r>
+          </w:p>
+        </w:tc>
+        <w:tc>
+          <w:tcPr/>
+          <w:p>
+            <w:pPr>
+              <w:pStyle w:val="Compact"/>
+              <w:jc w:val="left"/>
+            </w:pPr>
+            <w:r>
+              <w:rPr>
+                <w:rStyle w:val="VerbatimChar"/>
+              </w:rPr>
+              <w:t xml:space="preserve">papers/03_C_SixWaysToLookDone_稿.md</w:t>
+            </w:r>
+          </w:p>
+        </w:tc>
+        <w:tc>
+          <w:tcPr/>
+          <w:p>
+            <w:pPr>
+              <w:pStyle w:val="Compact"/>
+              <w:jc w:val="center"/>
+            </w:pPr>
+            <w:r>
+              <w:t xml:space="preserve">判定层</w:t>
+            </w:r>
+          </w:p>
+        </w:tc>
+        <w:tc>
+          <w:tcPr/>
+          <w:p>
+            <w:pPr>
+              <w:pStyle w:val="Compact"/>
+              <w:jc w:val="left"/>
+            </w:pPr>
+            <w:r>
+              <w:rPr>
+                <w:rStyle w:val="VerbatimChar"/>
+              </w:rPr>
+              <w:t xml:space="preserve">max 宽度(去重并集) s.t. 矛盾率 ≤ 上限 ∧ 支持率 ≥ 下限</w:t>
+            </w:r>
+            <w:r>
+              <w:t xml:space="preserve">（★ 全簇共同目标函数）</w:t>
+            </w:r>
+          </w:p>
+        </w:tc>
+      </w:tr>
+    </w:tbl>
+    <w:p>
+      <w:pPr>
+        <w:pStyle w:val="BodyText"/>
+      </w:pPr>
+      <w:r>
+        <w:t xml:space="preserve">★</w:t>
+      </w:r>
+      <w:r>
+        <w:t xml:space="preserve"> </w:t>
+      </w:r>
+      <w:r>
+        <w:rPr>
+          <w:bCs/>
+          <w:b/>
+        </w:rPr>
+        <w:t xml:space="preserve">②③④ 是同一套工作流的三个正交维度</w:t>
+      </w:r>
+      <w:r>
+        <w:t xml:space="preserve"> </w:t>
+      </w:r>
+      <w:r>
+        <w:t xml:space="preserve">⇒</w:t>
+      </w:r>
+      <w:r>
+        <w:t xml:space="preserve"> </w:t>
+      </w:r>
+      <w:r>
+        <w:rPr>
+          <w:bCs/>
+          <w:b/>
+        </w:rPr>
+        <w:t xml:space="preserve">形态</w:t>
+      </w:r>
+      <w:r>
+        <w:t xml:space="preserve">（怎么长）·</w:t>
+      </w:r>
+      <w:r>
+        <w:t xml:space="preserve"> </w:t>
+      </w:r>
+      <w:r>
+        <w:rPr>
+          <w:bCs/>
+          <w:b/>
+        </w:rPr>
+        <w:t xml:space="preserve">来源</w:t>
+      </w:r>
+      <w:r>
+        <w:t xml:space="preserve">（谁来定）·</w:t>
+      </w:r>
+      <w:r>
+        <w:t xml:space="preserve"> </w:t>
+      </w:r>
+      <w:r>
+        <w:rPr>
+          <w:bCs/>
+          <w:b/>
+        </w:rPr>
+        <w:t xml:space="preserve">驱动力</w:t>
+      </w:r>
+      <w:r>
+        <w:t xml:space="preserve">（被什么推）⇒ ⇒</w:t>
+      </w:r>
+      <w:r>
+        <w:t xml:space="preserve"> </w:t>
+      </w:r>
+      <w:r>
+        <w:rPr>
+          <w:bCs/>
+          <w:b/>
+        </w:rPr>
+        <w:t xml:space="preserve">合起来才是"可用的思维跳跃"</w:t>
+      </w:r>
+      <w:r>
+        <w:t xml:space="preserve">：② 给宽度 ｜ ③ 让宽度自适应 ｜ ④ 给承重与目的 ｜ ① 给出为什么必须要它。</w:t>
       </w:r>
     </w:p>
     <w:p>
@@ -3423,26 +4074,62 @@
           <w:bCs/>
           <w:b/>
         </w:rPr>
-        <w:t xml:space="preserve">「整体组」这个词我核不实，不硬套</w:t>
-      </w:r>
-      <w:r>
-        <w:t xml:space="preserve"> </w:t>
-      </w:r>
-      <w:r>
-        <w:t xml:space="preserve">⇒ ★</w:t>
-      </w:r>
-      <w:r>
-        <w:t xml:space="preserve"> </w:t>
-      </w:r>
-      <w:r>
-        <w:rPr>
-          <w:bCs/>
-          <w:b/>
-        </w:rPr>
-        <w:t xml:space="preserve">这一格请负责人指认</w:t>
-      </w:r>
-      <w:r>
-        <w:t xml:space="preserve">（是论文簇本身？第 1 层论证线？一组？），我按指认结果登记。</w:t>
+        <w:t xml:space="preserve">仍然更窄、且仍然诚实的一句</w:t>
+      </w:r>
+      <w:r>
+        <w:t xml:space="preserve">：★</w:t>
+      </w:r>
+      <w:r>
+        <w:t xml:space="preserve"> </w:t>
+      </w:r>
+      <w:r>
+        <w:rPr>
+          <w:bCs/>
+          <w:b/>
+        </w:rPr>
+        <w:t xml:space="preserve">「整体组」这个称谓在组织上具体对应哪些组/会话，仓与 drive 里没有叫"整体组"的实体</w:t>
+      </w:r>
+      <w:r>
+        <w:t xml:space="preserve"> </w:t>
+      </w:r>
+      <w:r>
+        <w:t xml:space="preserve">⇒ ⇒ ★</w:t>
+      </w:r>
+      <w:r>
+        <w:t xml:space="preserve"> </w:t>
+      </w:r>
+      <w:r>
+        <w:rPr>
+          <w:bCs/>
+          <w:b/>
+        </w:rPr>
+        <w:t xml:space="preserve">默认处置：按「整体组（论文簇层面）」登记</w:t>
+      </w:r>
+      <w:r>
+        <w:t xml:space="preserve">（含义 ＝ 层1 的问题描述与注意力归因由</w:t>
+      </w:r>
+      <w:r>
+        <w:rPr>
+          <w:bCs/>
+          <w:b/>
+        </w:rPr>
+        <w:t xml:space="preserve">论文簇层面直接承担</w:t>
+      </w:r>
+      <w:r>
+        <w:t xml:space="preserve">，不挂在任何已有组名下）⇒ ★</w:t>
+      </w:r>
+      <w:r>
+        <w:t xml:space="preserve"> </w:t>
+      </w:r>
+      <w:r>
+        <w:rPr>
+          <w:bCs/>
+          <w:b/>
+        </w:rPr>
+        <w:t xml:space="preserve">完全可回滚</w:t>
+      </w:r>
+      <w:r>
+        <w:t xml:space="preserve">（改一行 + 重出包，★ 不影响任何读数/正文/判决）。</w:t>
       </w:r>
     </w:p>
     <w:p>
@@ -3509,7 +4196,50 @@
         <w:t xml:space="preserve">只做三件事</w:t>
       </w:r>
       <w:r>
-        <w:t xml:space="preserve">：① 把「四篇」的两套编号摆平 ② 显式登记「第三篇未独立成篇」与「层1 仍是占位」两个缺口 ③ 把「①归属」这一个核不实的格子标出来。</w:t>
+        <w:t xml:space="preserve">：① 把「四篇」的两套编号摆平 ② 显式登记「第三篇未独立成篇」与「层1 仍是占位」两个缺口 ③</w:t>
+      </w:r>
+      <w:r>
+        <w:t xml:space="preserve"> </w:t>
+      </w:r>
+      <w:r>
+        <w:rPr>
+          <w:strike/>
+        </w:rPr>
+        <w:t xml:space="preserve">把「①归属」这一个核不实的格子标出来</w:t>
+      </w:r>
+      <w:r>
+        <w:t xml:space="preserve"> </w:t>
+      </w:r>
+      <w:r>
+        <w:t xml:space="preserve">⇒ ★</w:t>
+      </w:r>
+      <w:r>
+        <w:t xml:space="preserve"> </w:t>
+      </w:r>
+      <w:r>
+        <w:rPr>
+          <w:bCs/>
+          <w:b/>
+        </w:rPr>
+        <w:t xml:space="preserve">2026-10-25 更正：③ 改为「按已定口径登记四方向↔四小组映射 + 三个正交维度 + 四篇核心公式」</w:t>
+      </w:r>
+      <w:r>
+        <w:t xml:space="preserve">（★ 负责人口径 2026-10-24 深夜给出、2026-10-25 再次确认；★ 原措辞「请负责人指认」作废，★ 更正台账见</w:t>
+      </w:r>
+      <w:r>
+        <w:t xml:space="preserve"> </w:t>
+      </w:r>
+      <w:r>
+        <w:rPr>
+          <w:rStyle w:val="VerbatimChar"/>
+        </w:rPr>
+        <w:t xml:space="preserve">交付总览_人肉审版_2026-10-25.md</w:t>
+      </w:r>
+      <w:r>
+        <w:t xml:space="preserve"> </w:t>
+      </w:r>
+      <w:r>
+        <w:t xml:space="preserve">§4）。</w:t>
       </w:r>
     </w:p>
     <w:p>

--- a/papers/论文簇_四篇定位与层映射_2026-10-24.docx
+++ b/papers/论文簇_四篇定位与层映射_2026-10-24.docx
@@ -16,12 +16,6 @@
         <w:pStyle w:val="BlockText"/>
       </w:pPr>
       <w:r>
-        <w:t xml:space="preserve">★</w:t>
-      </w:r>
-      <w:r>
-        <w:t xml:space="preserve"> </w:t>
-      </w:r>
-      <w:r>
         <w:rPr>
           <w:bCs/>
           <w:b/>
@@ -42,7 +36,7 @@
         <w:t xml:space="preserve">四个方向</w:t>
       </w:r>
       <w:r>
-        <w:t xml:space="preserve">编号（①问题描述与原因/注意力机制 → ②用设计的手段 → ③用训练自迭代的手段 → ④状态机内驱力），而本轮交付按</w:t>
+        <w:t xml:space="preserve">编号（①问题描述与原因/注意力机制 → ②用设计的手段 → ③用训练自迭代的手段 → ④状态机内驱力），而这一轮交付按</w:t>
       </w:r>
       <w:r>
         <w:rPr>
@@ -55,10 +49,7 @@
         <w:t xml:space="preserve"> </w:t>
       </w:r>
       <w:r>
-        <w:t xml:space="preserve">切分 ⇒</w:t>
-      </w:r>
-      <w:r>
-        <w:t xml:space="preserve"> </w:t>
+        <w:t xml:space="preserve">切分，</w:t>
       </w:r>
       <w:r>
         <w:rPr>
@@ -74,12 +65,6 @@
         <w:t xml:space="preserve"> </w:t>
       </w:r>
       <w:r>
-        <w:t xml:space="preserve">⇒ ★</w:t>
-      </w:r>
-      <w:r>
-        <w:t xml:space="preserve"> </w:t>
-      </w:r>
-      <w:r>
         <w:rPr>
           <w:bCs/>
           <w:b/>
@@ -98,12 +83,6 @@
       </w:r>
       <w:r>
         <w:t xml:space="preserve">。</w:t>
-      </w:r>
-      <w:r>
-        <w:t xml:space="preserve"> </w:t>
-      </w:r>
-      <w:r>
-        <w:t xml:space="preserve">⇒ ★</w:t>
       </w:r>
       <w:r>
         <w:t xml:space="preserve"> </w:t>
@@ -208,7 +187,7 @@
               <w:jc w:val="left"/>
             </w:pPr>
             <w:r>
-              <w:t xml:space="preserve">本轮状态</w:t>
+              <w:t xml:space="preserve">这一轮状态</w:t>
             </w:r>
           </w:p>
         </w:tc>
@@ -260,10 +239,7 @@
               <w:jc w:val="left"/>
             </w:pPr>
             <w:r>
-              <w:t xml:space="preserve">整体组（★</w:t>
-            </w:r>
-            <w:r>
-              <w:t xml:space="preserve"> </w:t>
+              <w:t xml:space="preserve">整体组（</w:t>
             </w:r>
             <w:r>
               <w:rPr>
@@ -300,7 +276,7 @@
               <w:jc w:val="left"/>
             </w:pPr>
             <w:r>
-              <w:t xml:space="preserve">✅ 已成稿 · 已改 · 已终审 ｜★ 三组成稿 §2 已成文并注明「</w:t>
+              <w:t xml:space="preserve">已成稿 · 已改 · 已终审 ｜ 三组成稿 §2 已成文并注明「</w:t>
             </w:r>
             <w:r>
               <w:rPr>
@@ -310,10 +286,7 @@
               <w:t xml:space="preserve">层 1 已交付、待并入本稿</w:t>
             </w:r>
             <w:r>
-              <w:t xml:space="preserve">」⇒</w:t>
-            </w:r>
-            <w:r>
-              <w:t xml:space="preserve"> </w:t>
+              <w:t xml:space="preserve">」，</w:t>
             </w:r>
             <w:r>
               <w:rPr>
@@ -396,7 +369,7 @@
               <w:jc w:val="left"/>
             </w:pPr>
             <w:r>
-              <w:t xml:space="preserve">✅ 已成稿 · 已改 · 已终审</w:t>
+              <w:t xml:space="preserve">已成稿 · 已改 · 已终审</w:t>
             </w:r>
           </w:p>
         </w:tc>
@@ -457,7 +430,7 @@
               <w:jc w:val="left"/>
             </w:pPr>
             <w:r>
-              <w:t xml:space="preserve">★ 本轮新建（</w:t>
+              <w:t xml:space="preserve">这一轮新建（</w:t>
             </w:r>
             <w:r>
               <w:rPr>
@@ -477,12 +450,6 @@
               <w:pStyle w:val="Compact"/>
               <w:jc w:val="left"/>
             </w:pPr>
-            <w:r>
-              <w:t xml:space="preserve">✅</w:t>
-            </w:r>
-            <w:r>
-              <w:t xml:space="preserve"> </w:t>
-            </w:r>
             <w:r>
               <w:rPr>
                 <w:bCs/>
@@ -491,7 +458,7 @@
               <w:t xml:space="preserve">已成稿 · 已改 · 已终审</w:t>
             </w:r>
             <w:r>
-              <w:t xml:space="preserve">（2026-10-25 · ★ 独立终审</w:t>
+              <w:t xml:space="preserve">（2026-10-25 · 独立终审</w:t>
             </w:r>
             <w:r>
               <w:rPr>
@@ -501,10 +468,7 @@
               <w:t xml:space="preserve">通过，阻断 0</w:t>
             </w:r>
             <w:r>
-              <w:t xml:space="preserve">；★ 结论已延伸至最终交付版，★</w:t>
-            </w:r>
-            <w:r>
-              <w:t xml:space="preserve"> </w:t>
+              <w:t xml:space="preserve">；结论已延伸至最终交付版，</w:t>
             </w:r>
             <w:r>
               <w:rPr>
@@ -514,10 +478,7 @@
               <w:t xml:space="preserve">全部检查重跑一致</w:t>
             </w:r>
             <w:r>
-              <w:t xml:space="preserve">）★ 规格 v2.1 已定版（38KB，含 24 行读数台账 / 21 条禁写 / A1–A16 验收）⇒ ★ 判决骨架 = 【局部行为层 in-sample 成立 · 架构级轴（★ 逐轴：P2 增量 ＝ 不可分辨、承重维度轴 ＝ 不可分辨、宽度轴 ＝ 未检出） · 权重级偏好只算机制存在性】 ⇒ ★★</w:t>
-            </w:r>
-            <w:r>
-              <w:t xml:space="preserve"> </w:t>
+              <w:t xml:space="preserve">）规格 v2.1 已定版（38KB，含 24 行读数台账 / 21 条禁写 / A1–A16 验收），判决骨架 = 【局部行为层 in-sample 成立 · 架构级轴（逐轴：P2 增量 ＝ 不可分辨、承重维度轴 ＝ 不可分辨、宽度轴 ＝ 未检出） · 权重级偏好只算机制存在性】，</w:t>
             </w:r>
             <w:r>
               <w:rPr>
@@ -536,7 +497,7 @@
               <w:t xml:space="preserve">papers/06_L3_层3自修改_交差稿.md</w:t>
             </w:r>
             <w:r>
-              <w:t xml:space="preserve">，799 行）⇒ 判决按</w:t>
+              <w:t xml:space="preserve">，799 行），判决按</w:t>
             </w:r>
             <w:r>
               <w:rPr>
@@ -546,7 +507,7 @@
               <w:t xml:space="preserve">四轴</w:t>
             </w:r>
             <w:r>
-              <w:t xml:space="preserve">分写（架构级轴（★ 逐轴：P2 增量 ＝ 不可分辨、承重维度轴 ＝ 不可分辨、宽度轴 ＝ 未检出） / 局部避坑行为轴</w:t>
+              <w:t xml:space="preserve">分写（架构级轴（逐轴：P2 增量 ＝ 不可分辨、承重维度轴 ＝ 不可分辨、宽度轴 ＝ 未检出） / 局部避坑行为轴</w:t>
             </w:r>
             <w:r>
               <w:t xml:space="preserve"> </w:t>
@@ -561,10 +522,7 @@
               <w:t xml:space="preserve"> </w:t>
             </w:r>
             <w:r>
-              <w:t xml:space="preserve">成立 / 偏好覆盖度只覆盖部分维度 / 机制存在性轴有缺口）⇒ ★</w:t>
-            </w:r>
-            <w:r>
-              <w:t xml:space="preserve"> </w:t>
+              <w:t xml:space="preserve">成立 / 偏好覆盖度只覆盖部分维度 / 机制存在性轴有缺口），</w:t>
             </w:r>
             <w:r>
               <w:rPr>
@@ -650,7 +608,7 @@
               <w:jc w:val="left"/>
             </w:pPr>
             <w:r>
-              <w:t xml:space="preserve">✅ 已成稿 · 已改 · 已终审</w:t>
+              <w:t xml:space="preserve">已成稿 · 已改 · 已终审</w:t>
             </w:r>
           </w:p>
         </w:tc>
@@ -729,7 +687,7 @@
               <w:jc w:val="left"/>
             </w:pPr>
             <w:r>
-              <w:t xml:space="preserve">✅ 已成稿 · 已改 · 已终审</w:t>
+              <w:t xml:space="preserve">已成稿 · 已改 · 已终审</w:t>
             </w:r>
           </w:p>
         </w:tc>
@@ -740,12 +698,6 @@
         <w:pStyle w:val="BodyText"/>
       </w:pPr>
       <w:r>
-        <w:t xml:space="preserve">★★</w:t>
-      </w:r>
-      <w:r>
-        <w:t xml:space="preserve"> </w:t>
-      </w:r>
-      <w:r>
         <w:rPr>
           <w:bCs/>
           <w:b/>
@@ -759,7 +711,7 @@
         <w:t xml:space="preserve"> </w:t>
       </w:r>
       <w:r>
-        <w:t xml:space="preserve">- ★</w:t>
+        <w:t xml:space="preserve">-</w:t>
       </w:r>
       <w:r>
         <w:t xml:space="preserve"> </w:t>
@@ -813,10 +765,7 @@
         <w:t xml:space="preserve">执行会话读代码复核</w:t>
       </w:r>
       <w:r>
-        <w:t xml:space="preserve">两轮修订，★</w:t>
-      </w:r>
-      <w:r>
-        <w:t xml:space="preserve"> </w:t>
+        <w:t xml:space="preserve">两轮修订，</w:t>
       </w:r>
       <w:r>
         <w:rPr>
@@ -832,7 +781,7 @@
         <w:t xml:space="preserve"> </w:t>
       </w:r>
       <w:r>
-        <w:t xml:space="preserve">- ★</w:t>
+        <w:t xml:space="preserve">-</w:t>
       </w:r>
       <w:r>
         <w:t xml:space="preserve"> </w:t>
@@ -978,7 +927,7 @@
         <w:t xml:space="preserve">drop_one</w:t>
       </w:r>
       <w:r>
-        <w:t xml:space="preserve">）⇒ ★ 实际落地是</w:t>
+        <w:t xml:space="preserve">），实际落地是</w:t>
       </w:r>
       <w:r>
         <w:rPr>
@@ -1013,13 +962,7 @@
         <w:t xml:space="preserve">从未被行使</w:t>
       </w:r>
       <w:r>
-        <w:t xml:space="preserve"> </w:t>
-      </w:r>
-      <w:r>
-        <w:t xml:space="preserve">⇒ ★</w:t>
-      </w:r>
-      <w:r>
-        <w:t xml:space="preserve"> </w:t>
+        <w:t xml:space="preserve">，</w:t>
       </w:r>
       <w:r>
         <w:rPr>
@@ -1035,7 +978,7 @@
         <w:t xml:space="preserve"> </w:t>
       </w:r>
       <w:r>
-        <w:t xml:space="preserve">- ★</w:t>
+        <w:t xml:space="preserve">-</w:t>
       </w:r>
       <w:r>
         <w:t xml:space="preserve"> </w:t>
@@ -1058,10 +1001,7 @@
         <w:t xml:space="preserve">共用同一个策略对象</w:t>
       </w:r>
       <w:r>
-        <w:t xml:space="preserve"> </w:t>
-      </w:r>
-      <w:r>
-        <w:t xml:space="preserve">⇒ 实现上只差</w:t>
+        <w:t xml:space="preserve">，实现上只差</w:t>
       </w:r>
       <w:r>
         <w:t xml:space="preserve"> </w:t>
@@ -1073,7 +1013,7 @@
         <w:t xml:space="preserve">evolve</w:t>
       </w:r>
       <w:r>
-        <w:t xml:space="preserve">（消融比底稿声称的更干净）；★</w:t>
+        <w:t xml:space="preserve">（消融比底稿声称的更干净）；</w:t>
       </w:r>
       <w:r>
         <w:t xml:space="preserve"> </w:t>
@@ -1088,7 +1028,7 @@
         <w:t xml:space="preserve"> </w:t>
       </w:r>
       <w:r>
-        <w:t xml:space="preserve">不在场 ⇒ 避坑轴那组成立读数的效应</w:t>
+        <w:t xml:space="preserve">不在场，避坑轴那组成立读数的效应</w:t>
       </w:r>
       <w:r>
         <w:rPr>
@@ -1135,12 +1075,6 @@
         <w:pStyle w:val="BodyText"/>
       </w:pPr>
       <w:r>
-        <w:t xml:space="preserve">★</w:t>
-      </w:r>
-      <w:r>
-        <w:t xml:space="preserve"> </w:t>
-      </w:r>
-      <w:r>
         <w:rPr>
           <w:bCs/>
           <w:b/>
@@ -1180,7 +1114,7 @@
         <w:t xml:space="preserve">横跨四篇的测量规程论文</w:t>
       </w:r>
       <w:r>
-        <w:t xml:space="preserve">（不属任何一个方向）；★ 审稿人给它的评价</w:t>
+        <w:t xml:space="preserve">（不属任何一个方向）；审稿人给它的评价</w:t>
       </w:r>
       <w:r>
         <w:rPr>
@@ -1190,7 +1124,7 @@
         <w:t xml:space="preserve">最高</w:t>
       </w:r>
       <w:r>
-        <w:t xml:space="preserve">（「最有希望发展成独立方法论论文」），所以本轮一并改是必要的，但它</w:t>
+        <w:t xml:space="preserve">（「最有希望发展成独立方法论论文」），所以这一轮一并改是必要的，但它</w:t>
       </w:r>
       <w:r>
         <w:rPr>
@@ -1219,10 +1153,7 @@
         <w:t xml:space="preserve">本包的四份 = 审稿人审的四份</w:t>
       </w:r>
       <w:r>
-        <w:t xml:space="preserve">（§2 逐字核过）⇒</w:t>
-      </w:r>
-      <w:r>
-        <w:t xml:space="preserve"> </w:t>
+        <w:t xml:space="preserve">（§2 逐字核过），</w:t>
       </w:r>
       <w:r>
         <w:rPr>
@@ -1251,7 +1182,7 @@
         <w:t xml:space="preserve">③的载体在别处</w:t>
       </w:r>
       <w:r>
-        <w:t xml:space="preserve">（§3）⇒ 它</w:t>
+        <w:t xml:space="preserve">（§3），它</w:t>
       </w:r>
       <w:r>
         <w:rPr>
@@ -1272,21 +1203,13 @@
       </w:r>
     </w:p>
     <w:bookmarkEnd w:id="20"/>
-    <w:bookmarkStart w:id="21" w:name="外部审稿意见审的是哪四篇逐字核过"/>
+    <w:bookmarkStart w:id="21" w:name="X3e122e16aa8d29f0f57a215d75b9804f449dbc0"/>
     <w:p>
       <w:pPr>
         <w:pStyle w:val="Heading2"/>
       </w:pPr>
       <w:r>
-        <w:t xml:space="preserve">2 · 外部审稿意见审的是哪四篇（逐字核过）</w:t>
-      </w:r>
-    </w:p>
-    <w:p>
-      <w:pPr>
-        <w:pStyle w:val="FirstParagraph"/>
-      </w:pPr>
-      <w:r>
-        <w:t xml:space="preserve">来源：</w:t>
+        <w:t xml:space="preserve">2 · 外部审稿意见审的是哪四篇（逐字核过）来源：</w:t>
       </w:r>
       <w:r>
         <w:rPr>
@@ -1523,12 +1446,6 @@
         <w:pStyle w:val="BodyText"/>
       </w:pPr>
       <w:r>
-        <w:t xml:space="preserve">★</w:t>
-      </w:r>
-      <w:r>
-        <w:t xml:space="preserve"> </w:t>
-      </w:r>
-      <w:r>
         <w:rPr>
           <w:bCs/>
           <w:b/>
@@ -1701,13 +1618,7 @@
         <w:t xml:space="preserve">全部 0 命中</w:t>
       </w:r>
       <w:r>
-        <w:t xml:space="preserve"> </w:t>
-      </w:r>
-      <w:r>
-        <w:t xml:space="preserve">⇒ ★</w:t>
-      </w:r>
-      <w:r>
-        <w:t xml:space="preserve"> </w:t>
+        <w:t xml:space="preserve">，</w:t>
       </w:r>
       <w:r>
         <w:rPr>
@@ -1976,7 +1887,7 @@
               <w:t xml:space="preserve">本质是层2</w:t>
             </w:r>
             <w:r>
-              <w:t xml:space="preserve">」）③ 因子化 softmax 47 参数策略（交互项是唯一让失败类型影响选择的通道）④ 零判官成本的矛盾检测器 ⑤ ★★ 目标函数从标量到二元（EoT 二元 MOO + NSGA-II + MOAE + SetPO）</w:t>
+              <w:t xml:space="preserve">」）③ 因子化 softmax 47 参数策略（交互项是唯一让失败类型影响选择的通道）④ 零判官成本的矛盾检测器 ⑤ 目标函数从标量到二元（EoT 二元 MOO + NSGA-II + MOAE + SetPO）</w:t>
             </w:r>
           </w:p>
         </w:tc>
@@ -1987,12 +1898,6 @@
         <w:pStyle w:val="BodyText"/>
       </w:pPr>
       <w:r>
-        <w:t xml:space="preserve">⇒ ★★</w:t>
-      </w:r>
-      <w:r>
-        <w:t xml:space="preserve"> </w:t>
-      </w:r>
-      <w:r>
         <w:rPr>
           <w:bCs/>
           <w:b/>
@@ -2010,7 +1915,7 @@
         <w:t xml:space="preserve">第三篇（层3）从来不是一个独立文件，它是三组成稿的 §5。</w:t>
       </w:r>
       <w:r>
-        <w:t xml:space="preserve">（★ 该句描述的是</w:t>
+        <w:t xml:space="preserve">（该句描述的是</w:t>
       </w:r>
       <w:r>
         <w:t xml:space="preserve"> </w:t>
@@ -2034,12 +1939,6 @@
         <w:pStyle w:val="BodyText"/>
       </w:pPr>
       <w:r>
-        <w:t xml:space="preserve">★★ ★</w:t>
-      </w:r>
-      <w:r>
-        <w:t xml:space="preserve"> </w:t>
-      </w:r>
-      <w:r>
         <w:rPr>
           <w:bCs/>
           <w:b/>
@@ -2047,10 +1946,7 @@
         <w:t xml:space="preserve">2026-10-25 时点更正（只增不改）</w:t>
       </w:r>
       <w:r>
-        <w:t xml:space="preserve">：★</w:t>
-      </w:r>
-      <w:r>
-        <w:t xml:space="preserve"> </w:t>
+        <w:t xml:space="preserve">：</w:t>
       </w:r>
       <w:r>
         <w:rPr>
@@ -2060,13 +1956,7 @@
         <w:t xml:space="preserve">方向③ 已独立成篇</w:t>
       </w:r>
       <w:r>
-        <w:t xml:space="preserve"> </w:t>
-      </w:r>
-      <w:r>
-        <w:t xml:space="preserve">⇒</w:t>
-      </w:r>
-      <w:r>
-        <w:t xml:space="preserve"> </w:t>
+        <w:t xml:space="preserve">，</w:t>
       </w:r>
       <w:r>
         <w:rPr>
@@ -2075,10 +1965,7 @@
         <w:t xml:space="preserve">papers/06_L3_层3自修改_交差稿.md</w:t>
       </w:r>
       <w:r>
-        <w:t xml:space="preserve">（799 行 / 99,265 B）⇒ ⇒ ★</w:t>
-      </w:r>
-      <w:r>
-        <w:t xml:space="preserve"> </w:t>
+        <w:t xml:space="preserve">（799 行 / 99,265 B），</w:t>
       </w:r>
       <w:r>
         <w:rPr>
@@ -2088,10 +1975,7 @@
         <w:t xml:space="preserve">上面那句结论现在不再成立</w:t>
       </w:r>
       <w:r>
-        <w:t xml:space="preserve">（★</w:t>
-      </w:r>
-      <w:r>
-        <w:t xml:space="preserve"> </w:t>
+        <w:t xml:space="preserve">（</w:t>
       </w:r>
       <w:r>
         <w:rPr>
@@ -2101,7 +1985,7 @@
         <w:t xml:space="preserve">本包内唯一「从未被外部审稿审过」的一篇</w:t>
       </w:r>
       <w:r>
-        <w:t xml:space="preserve">）⇒ ★ 其载体身份不变（仍来自三组成稿 §5，</w:t>
+        <w:t xml:space="preserve">），其载体身份不变（仍来自三组成稿 §5，</w:t>
       </w:r>
       <w:r>
         <w:rPr>
@@ -2111,7 +1995,7 @@
         <w:t xml:space="preserve">零新实验</w:t>
       </w:r>
       <w:r>
-        <w:t xml:space="preserve">）⇒ ★ 独立终审见</w:t>
+        <w:t xml:space="preserve">），独立终审见</w:t>
       </w:r>
       <w:r>
         <w:t xml:space="preserve"> </w:t>
@@ -2129,12 +2013,6 @@
         <w:t xml:space="preserve"> </w:t>
       </w:r>
       <w:r>
-        <w:t xml:space="preserve">⇒ ★★</w:t>
-      </w:r>
-      <w:r>
-        <w:t xml:space="preserve"> </w:t>
-      </w:r>
-      <w:r>
         <w:rPr>
           <w:bCs/>
           <w:b/>
@@ -2152,13 +2030,7 @@
         <w:t xml:space="preserve">不在交差包</w:t>
       </w:r>
       <w:r>
-        <w:t xml:space="preserve"> </w:t>
-      </w:r>
-      <w:r>
-        <w:t xml:space="preserve">⇒</w:t>
-      </w:r>
-      <w:r>
-        <w:t xml:space="preserve"> </w:t>
+        <w:t xml:space="preserve">，</w:t>
       </w:r>
       <w:r>
         <w:rPr>
@@ -2171,13 +2043,13 @@
         <w:t xml:space="preserve">。</w:t>
       </w:r>
     </w:p>
-    <w:bookmarkStart w:id="22" w:name="第三个坑同名-同物-它直接导致我一次错误结论已更正"/>
+    <w:bookmarkStart w:id="22" w:name="Xd47dd2af18bfb08dd5ea925a7303128f310bdbd"/>
     <w:p>
       <w:pPr>
         <w:pStyle w:val="Heading3"/>
       </w:pPr>
       <w:r>
-        <w:t xml:space="preserve">3.1 ★★ 第三个坑：</w:t>
+        <w:t xml:space="preserve">3.1 第三个坑：</w:t>
       </w:r>
       <w:r>
         <w:rPr>
@@ -2187,7 +2059,7 @@
         <w:t xml:space="preserve">同名 ≠ 同物</w:t>
       </w:r>
       <w:r>
-        <w:t xml:space="preserve">（★ 它直接导致我一次错误结论，</w:t>
+        <w:t xml:space="preserve">（它直接导致我一次错误结论，</w:t>
       </w:r>
       <w:r>
         <w:rPr>
@@ -2197,15 +2069,7 @@
         <w:t xml:space="preserve">已更正</w:t>
       </w:r>
       <w:r>
-        <w:t xml:space="preserve">）</w:t>
-      </w:r>
-    </w:p>
-    <w:p>
-      <w:pPr>
-        <w:pStyle w:val="FirstParagraph"/>
-      </w:pPr>
-      <w:r>
-        <w:t xml:space="preserve">三组交付的</w:t>
+        <w:t xml:space="preserve">）三组交付的</w:t>
       </w:r>
       <w:r>
         <w:t xml:space="preserve"> </w:t>
@@ -2379,11 +2243,7 @@
               <w:jc w:val="left"/>
             </w:pPr>
             <w:r>
-              <w:rPr>
-                <w:bCs/>
-                <w:b/>
-              </w:rPr>
-              <w:t xml:space="preserve">★ 新版</w:t>
+              <w:t xml:space="preserve">** 新版**</w:t>
             </w:r>
           </w:p>
         </w:tc>
@@ -2472,12 +2332,6 @@
         <w:pStyle w:val="BodyText"/>
       </w:pPr>
       <w:r>
-        <w:t xml:space="preserve">⇒ ★★</w:t>
-      </w:r>
-      <w:r>
-        <w:t xml:space="preserve"> </w:t>
-      </w:r>
-      <w:r>
         <w:rPr>
           <w:bCs/>
           <w:b/>
@@ -2485,10 +2339,7 @@
         <w:t xml:space="preserve">我第一次核到的是旧版</w:t>
       </w:r>
       <w:r>
-        <w:t xml:space="preserve"> </w:t>
-      </w:r>
-      <w:r>
-        <w:t xml:space="preserve">⇒ ⇒ 写下了「层1 至今是占位」这个</w:t>
+        <w:t xml:space="preserve">，写下了「层1 至今是占位」这个</w:t>
       </w:r>
       <w:r>
         <w:rPr>
@@ -2498,7 +2349,7 @@
         <w:t xml:space="preserve">错误结论</w:t>
       </w:r>
       <w:r>
-        <w:t xml:space="preserve">；★ 三组自己的《路径映射表-治塌缩包.md》指向的</w:t>
+        <w:t xml:space="preserve">；三组自己的《路径映射表-治塌缩包.md》指向的</w:t>
       </w:r>
       <w:r>
         <w:rPr>
@@ -2518,10 +2369,7 @@
         <w:t xml:space="preserve">1,300 行</w:t>
       </w:r>
       <w:r>
-        <w:t xml:space="preserve">）」）⇒ ⇒</w:t>
-      </w:r>
-      <w:r>
-        <w:t xml:space="preserve"> </w:t>
+        <w:t xml:space="preserve">）」），</w:t>
       </w:r>
       <w:r>
         <w:rPr>
@@ -2537,12 +2385,6 @@
         <w:t xml:space="preserve"> </w:t>
       </w:r>
       <w:r>
-        <w:t xml:space="preserve">⇒ ★</w:t>
-      </w:r>
-      <w:r>
-        <w:t xml:space="preserve"> </w:t>
-      </w:r>
-      <w:r>
         <w:rPr>
           <w:bCs/>
           <w:b/>
@@ -2570,7 +2412,7 @@
         <w:t xml:space="preserve">全部已跑批（1536/1536，failed=0）</w:t>
       </w:r>
       <w:r>
-        <w:t xml:space="preserve">；★ 但 §2.3 写明「</w:t>
+        <w:t xml:space="preserve">；但 §2.3 写明「</w:t>
       </w:r>
       <w:r>
         <w:rPr>
@@ -2580,10 +2422,7 @@
         <w:t xml:space="preserve">层 1 已交付、待并入本稿</w:t>
       </w:r>
       <w:r>
-        <w:t xml:space="preserve">」⇒ ⇒</w:t>
-      </w:r>
-      <w:r>
-        <w:t xml:space="preserve"> </w:t>
+        <w:t xml:space="preserve">」，</w:t>
       </w:r>
       <w:r>
         <w:rPr>
@@ -2608,10 +2447,7 @@
         <w:t xml:space="preserve">01_L1_...</w:t>
       </w:r>
       <w:r>
-        <w:t xml:space="preserve">，三组那稿在等并入 ⇒ ★★</w:t>
-      </w:r>
-      <w:r>
-        <w:t xml:space="preserve"> </w:t>
+        <w:t xml:space="preserve">，三组那稿在等并入，</w:t>
       </w:r>
       <w:r>
         <w:rPr>
@@ -2625,37 +2461,35 @@
       </w:r>
     </w:p>
     <w:bookmarkEnd w:id="22"/>
-    <w:bookmarkStart w:id="23" w:name="层3-头条读数的口径更正-直接决定方向③-独立成篇怎么写"/>
+    <w:bookmarkStart w:id="23" w:name="X21fb9305b05d2be31f148b78ce12f402e94e5c6"/>
     <w:p>
       <w:pPr>
         <w:pStyle w:val="Heading3"/>
       </w:pPr>
       <w:r>
-        <w:t xml:space="preserve">3.2 ★★ 层3 头条读数的口径更正（★ 直接决定方向③ 独立成篇怎么写）</w:t>
+        <w:t xml:space="preserve">3.2 层3 头条读数的口径更正（直接决定方向③ 独立成篇怎么写）新版 §2.4 有一条</w:t>
+      </w:r>
+      <w:r>
+        <w:rPr>
+          <w:bCs/>
+          <w:b/>
+        </w:rPr>
+        <w:t xml:space="preserve">自我更正</w:t>
+      </w:r>
+      <w:r>
+        <w:t xml:space="preserve">，必须照抄进方向③：</w:t>
       </w:r>
     </w:p>
     <w:p>
       <w:pPr>
-        <w:pStyle w:val="FirstParagraph"/>
+        <w:numPr>
+          <w:ilvl w:val="0"/>
+          <w:numId w:val="1001"/>
+        </w:numPr>
+        <w:pStyle w:val="Compact"/>
       </w:pPr>
       <w:r>
-        <w:t xml:space="preserve">★ 新版 §2.4 有一条</w:t>
-      </w:r>
-      <w:r>
-        <w:rPr>
-          <w:bCs/>
-          <w:b/>
-        </w:rPr>
-        <w:t xml:space="preserve">自我更正</w:t>
-      </w:r>
-      <w:r>
-        <w:t xml:space="preserve">，必须照抄进方向③：</w:t>
-      </w:r>
-      <w:r>
-        <w:t xml:space="preserve"> </w:t>
-      </w:r>
-      <w:r>
-        <w:t xml:space="preserve">- 旧写法：「同一批设计、同一批题，</w:t>
+        <w:t xml:space="preserve">旧写法：「同一批设计、同一批题，</w:t>
       </w:r>
       <w:r>
         <w:rPr>
@@ -2711,15 +2545,15 @@
       <w:r>
         <w:t xml:space="preserve">）」</w:t>
       </w:r>
-      <w:r>
-        <w:t xml:space="preserve"> </w:t>
-      </w:r>
-      <w:r>
-        <w:t xml:space="preserve">- ★★</w:t>
-      </w:r>
-      <w:r>
-        <w:t xml:space="preserve"> </w:t>
-      </w:r>
+    </w:p>
+    <w:p>
+      <w:pPr>
+        <w:numPr>
+          <w:ilvl w:val="0"/>
+          <w:numId w:val="1001"/>
+        </w:numPr>
+        <w:pStyle w:val="Compact"/>
+      </w:pPr>
       <w:r>
         <w:rPr>
           <w:bCs/>
@@ -2740,13 +2574,7 @@
         <w:t xml:space="preserve">temp=0.7</w:t>
       </w:r>
       <w:r>
-        <w:t xml:space="preserve"> </w:t>
-      </w:r>
-      <w:r>
-        <w:t xml:space="preserve">⇒ 两次答案文本不同）⇒ ⇒</w:t>
-      </w:r>
-      <w:r>
-        <w:t xml:space="preserve"> </w:t>
+        <w:t xml:space="preserve">，两次答案文本不同），</w:t>
       </w:r>
       <w:r>
         <w:rPr>
@@ -2758,11 +2586,17 @@
       <w:r>
         <w:t xml:space="preserve">。</w:t>
       </w:r>
-      <w:r>
-        <w:t xml:space="preserve"> </w:t>
-      </w:r>
-      <w:r>
-        <w:t xml:space="preserve">- ⇒ ⇒ 干净版本：</w:t>
+    </w:p>
+    <w:p>
+      <w:pPr>
+        <w:numPr>
+          <w:ilvl w:val="0"/>
+          <w:numId w:val="1001"/>
+        </w:numPr>
+        <w:pStyle w:val="Compact"/>
+      </w:pPr>
+      <w:r>
+        <w:t xml:space="preserve">干净版本：</w:t>
       </w:r>
       <w:r>
         <w:rPr>
@@ -2870,12 +2704,6 @@
         <w:t xml:space="preserve"> </w:t>
       </w:r>
       <w:r>
-        <w:t xml:space="preserve">⇒ ⇒ ★★</w:t>
-      </w:r>
-      <w:r>
-        <w:t xml:space="preserve"> </w:t>
-      </w:r>
-      <w:r>
         <w:rPr>
           <w:bCs/>
           <w:b/>
@@ -2883,13 +2711,7 @@
         <w:t xml:space="preserve">而承重维度数本身只有 1–5</w:t>
       </w:r>
       <w:r>
-        <w:t xml:space="preserve"> </w:t>
-      </w:r>
-      <w:r>
-        <w:t xml:space="preserve">⇒ ⇒</w:t>
-      </w:r>
-      <w:r>
-        <w:t xml:space="preserve"> </w:t>
+        <w:t xml:space="preserve">，</w:t>
       </w:r>
       <w:r>
         <w:rPr>
@@ -2899,13 +2721,7 @@
         <w:t xml:space="preserve">任何 ≤1 的架构级效应在原理上就看不见</w:t>
       </w:r>
       <w:r>
-        <w:t xml:space="preserve"> </w:t>
-      </w:r>
-      <w:r>
-        <w:t xml:space="preserve">⇒ ⇒</w:t>
-      </w:r>
-      <w:r>
-        <w:t xml:space="preserve"> </w:t>
+        <w:t xml:space="preserve">，</w:t>
       </w:r>
       <w:r>
         <w:rPr>
@@ -2915,13 +2731,7 @@
         <w:t xml:space="preserve">层3 vs 层2 的 P2 读数（+0.75 / −1.00，2 题 × 2 rep）整个落在「原理上不可见」的量级内</w:t>
       </w:r>
       <w:r>
-        <w:t xml:space="preserve"> </w:t>
-      </w:r>
-      <w:r>
-        <w:t xml:space="preserve">⇒ ⇒ ★★</w:t>
-      </w:r>
-      <w:r>
-        <w:t xml:space="preserve"> </w:t>
+        <w:t xml:space="preserve">，</w:t>
       </w:r>
       <w:r>
         <w:rPr>
@@ -2931,16 +2741,7 @@
         <w:t xml:space="preserve">方向③ 不能声称任何方向的有效性</w:t>
       </w:r>
       <w:r>
-        <w:t xml:space="preserve">。</w:t>
-      </w:r>
-      <w:r>
-        <w:t xml:space="preserve"> </w:t>
-      </w:r>
-      <w:r>
-        <w:t xml:space="preserve">⇒ ★ 这与审稿人对 D 篇的判语（「必须区分『测不出来』与『不存在』」）是同一条审稿逻辑 ⇒ ⇒</w:t>
-      </w:r>
-      <w:r>
-        <w:t xml:space="preserve"> </w:t>
+        <w:t xml:space="preserve">。这与审稿人对 D 篇的判语（「必须区分『测不出来』与『不存在』」）是同一条审稿逻辑，</w:t>
       </w:r>
       <w:r>
         <w:rPr>
@@ -3115,12 +2916,6 @@
               <w:jc w:val="left"/>
             </w:pPr>
             <w:r>
-              <w:t xml:space="preserve">★</w:t>
-            </w:r>
-            <w:r>
-              <w:t xml:space="preserve"> </w:t>
-            </w:r>
-            <w:r>
               <w:rPr>
                 <w:bCs/>
                 <w:b/>
@@ -3202,7 +2997,7 @@
               <w:jc w:val="left"/>
             </w:pPr>
             <w:r>
-              <w:t xml:space="preserve">★ 必做，但不解决 ③ 本身</w:t>
+              <w:t xml:space="preserve">必做，但不解决 ③ 本身</w:t>
             </w:r>
           </w:p>
         </w:tc>
@@ -3256,12 +3051,6 @@
               <w:jc w:val="left"/>
             </w:pPr>
             <w:r>
-              <w:t xml:space="preserve">★</w:t>
-            </w:r>
-            <w:r>
-              <w:t xml:space="preserve"> </w:t>
-            </w:r>
-            <w:r>
               <w:rPr>
                 <w:bCs/>
                 <w:b/>
@@ -3269,10 +3058,7 @@
               <w:t xml:space="preserve">不建议</w:t>
             </w:r>
             <w:r>
-              <w:t xml:space="preserve"> </w:t>
-            </w:r>
-            <w:r>
-              <w:t xml:space="preserve">⇒ 答辩口径就不是「四个方向」了，且 ③ 会永远是空的</w:t>
+              <w:t xml:space="preserve">，答辩口径就不是「四个方向」了，且 ③ 会永远是空的</w:t>
             </w:r>
           </w:p>
         </w:tc>
@@ -3283,12 +3069,6 @@
         <w:pStyle w:val="BodyText"/>
       </w:pPr>
       <w:r>
-        <w:t xml:space="preserve">★</w:t>
-      </w:r>
-      <w:r>
-        <w:t xml:space="preserve"> </w:t>
-      </w:r>
-      <w:r>
         <w:rPr>
           <w:bCs/>
           <w:b/>
@@ -3296,7 +3076,7 @@
         <w:t xml:space="preserve">无论选哪个，①③④ 的归属都要按「层 ↔ 篇 ↔ 组」三列重新登记一次</w:t>
       </w:r>
       <w:r>
-        <w:t xml:space="preserve">（§5）——★ 这正是我上一轮汇报出错的地方：</w:t>
+        <w:t xml:space="preserve">（§5）—— 这正是我上一轮汇报出错的地方：</w:t>
       </w:r>
       <w:r>
         <w:rPr>
@@ -3317,13 +3097,13 @@
       </w:r>
     </w:p>
     <w:bookmarkEnd w:id="25"/>
-    <w:bookmarkStart w:id="26" w:name="X10d23c04622d4f974f29f7457d4e4a1497d7fb2"/>
+    <w:bookmarkStart w:id="26" w:name="X7541a4444e7cfabaaf75232e0ffaa854ded1eda"/>
     <w:p>
       <w:pPr>
         <w:pStyle w:val="Heading2"/>
       </w:pPr>
       <w:r>
-        <w:t xml:space="preserve">5 · ★ ① 的归属：已定口径（★ 2026-10-25 更正；★ 原措辞作废，★ 更正台账见</w:t>
+        <w:t xml:space="preserve">5 · ① 的归属：已定口径（2026-10-25 更正；原措辞作废，更正台账见</w:t>
       </w:r>
       <w:r>
         <w:t xml:space="preserve"> </w:t>
@@ -3346,20 +3126,14 @@
         <w:pStyle w:val="FirstParagraph"/>
       </w:pPr>
       <w:r>
-        <w:t xml:space="preserve">★</w:t>
-      </w:r>
-      <w:r>
-        <w:t xml:space="preserve"> </w:t>
-      </w:r>
-      <w:r>
-        <w:rPr>
-          <w:bCs/>
-          <w:b/>
-        </w:rPr>
-        <w:t xml:space="preserve">负责人 2026-10-24 深夜给出四方向既定口径，2026-10-25 再次确认 ⇒ ★ 这一格从来不是待定项</w:t>
-      </w:r>
-      <w:r>
-        <w:t xml:space="preserve">（★ 是我把它标成了待定）。</w:t>
+        <w:rPr>
+          <w:bCs/>
+          <w:b/>
+        </w:rPr>
+        <w:t xml:space="preserve">负责人 2026-10-24 深夜给出四方向既定口径，2026-10-25 再次确认，这一格从来不是待定项</w:t>
+      </w:r>
+      <w:r>
+        <w:t xml:space="preserve">（是我把它标成了待定）。</w:t>
       </w:r>
     </w:p>
     <w:tbl>
@@ -3423,19 +3197,19 @@
               <w:jc w:val="center"/>
             </w:pPr>
             <w:r>
-              <w:t xml:space="preserve">★ 三个正交维度</w:t>
-            </w:r>
-          </w:p>
-        </w:tc>
-        <w:tc>
-          <w:tcPr/>
-          <w:p>
-            <w:pPr>
-              <w:pStyle w:val="Compact"/>
-              <w:jc w:val="left"/>
-            </w:pPr>
-            <w:r>
-              <w:t xml:space="preserve">★ 核心公式</w:t>
+              <w:t xml:space="preserve">三个正交维度</w:t>
+            </w:r>
+          </w:p>
+        </w:tc>
+        <w:tc>
+          <w:tcPr/>
+          <w:p>
+            <w:pPr>
+              <w:pStyle w:val="Compact"/>
+              <w:jc w:val="left"/>
+            </w:pPr>
+            <w:r>
+              <w:t xml:space="preserve">核心公式</w:t>
             </w:r>
           </w:p>
         </w:tc>
@@ -3882,7 +3656,7 @@
               <w:t xml:space="preserve">max 宽度(去重并集) s.t. 矛盾率 ≤ 上限 ∧ 支持率 ≥ 下限</w:t>
             </w:r>
             <w:r>
-              <w:t xml:space="preserve">（★ 全簇共同目标函数）</w:t>
+              <w:t xml:space="preserve">（全簇共同目标函数）</w:t>
             </w:r>
           </w:p>
         </w:tc>
@@ -3893,12 +3667,6 @@
         <w:pStyle w:val="BodyText"/>
       </w:pPr>
       <w:r>
-        <w:t xml:space="preserve">★</w:t>
-      </w:r>
-      <w:r>
-        <w:t xml:space="preserve"> </w:t>
-      </w:r>
-      <w:r>
         <w:rPr>
           <w:bCs/>
           <w:b/>
@@ -3906,13 +3674,7 @@
         <w:t xml:space="preserve">②③④ 是同一套工作流的三个正交维度</w:t>
       </w:r>
       <w:r>
-        <w:t xml:space="preserve"> </w:t>
-      </w:r>
-      <w:r>
-        <w:t xml:space="preserve">⇒</w:t>
-      </w:r>
-      <w:r>
-        <w:t xml:space="preserve"> </w:t>
+        <w:t xml:space="preserve">，</w:t>
       </w:r>
       <w:r>
         <w:rPr>
@@ -3948,10 +3710,7 @@
         <w:t xml:space="preserve">驱动力</w:t>
       </w:r>
       <w:r>
-        <w:t xml:space="preserve">（被什么推）⇒ ⇒</w:t>
-      </w:r>
-      <w:r>
-        <w:t xml:space="preserve"> </w:t>
+        <w:t xml:space="preserve">（被什么推），</w:t>
       </w:r>
       <w:r>
         <w:rPr>
@@ -3962,191 +3721,6 @@
       </w:r>
       <w:r>
         <w:t xml:space="preserve">：② 给宽度 ｜ ③ 让宽度自适应 ｜ ④ 给承重与目的 ｜ ① 给出为什么必须要它。</w:t>
-      </w:r>
-    </w:p>
-    <w:p>
-      <w:pPr>
-        <w:numPr>
-          <w:ilvl w:val="0"/>
-          <w:numId w:val="1001"/>
-        </w:numPr>
-        <w:pStyle w:val="Compact"/>
-      </w:pPr>
-      <w:r>
-        <w:t xml:space="preserve">已核到：① 的正文</w:t>
-      </w:r>
-      <w:r>
-        <w:rPr>
-          <w:bCs/>
-          <w:b/>
-        </w:rPr>
-        <w:t xml:space="preserve">是本包自己写的</w:t>
-      </w:r>
-      <w:r>
-        <w:t xml:space="preserve">（论文簇「第 1 层」空位补篇），其注意力归因那一层当时派给</w:t>
-      </w:r>
-      <w:r>
-        <w:rPr>
-          <w:bCs/>
-          <w:b/>
-        </w:rPr>
-        <w:t xml:space="preserve">「第 1 层论证线」</w:t>
-      </w:r>
-      <w:r>
-        <w:t xml:space="preserve">（本地开放权重</w:t>
-      </w:r>
-      <w:r>
-        <w:t xml:space="preserve"> </w:t>
-      </w:r>
-      <w:r>
-        <w:rPr>
-          <w:rStyle w:val="VerbatimChar"/>
-        </w:rPr>
-        <w:t xml:space="preserve">Qwen3-0.6B</w:t>
-      </w:r>
-      <w:r>
-        <w:t xml:space="preserve"> </w:t>
-      </w:r>
-      <w:r>
-        <w:t xml:space="preserve">+ CPU ⇒ 这是唯一能拿到内部量的路径）。</w:t>
-      </w:r>
-    </w:p>
-    <w:p>
-      <w:pPr>
-        <w:numPr>
-          <w:ilvl w:val="0"/>
-          <w:numId w:val="1001"/>
-        </w:numPr>
-        <w:pStyle w:val="Compact"/>
-      </w:pPr>
-      <w:r>
-        <w:t xml:space="preserve">已核到：一组（</w:t>
-      </w:r>
-      <w:r>
-        <w:rPr>
-          <w:rStyle w:val="VerbatimChar"/>
-        </w:rPr>
-        <w:t xml:space="preserve">435859808534757</w:t>
-      </w:r>
-      <w:r>
-        <w:t xml:space="preserve">）在 drive 上的交付物是</w:t>
-      </w:r>
-      <w:r>
-        <w:t xml:space="preserve"> </w:t>
-      </w:r>
-      <w:r>
-        <w:rPr>
-          <w:bCs/>
-          <w:b/>
-        </w:rPr>
-        <w:t xml:space="preserve">multi-mind 论证线 + M 层表示（ADR-007）+ A1/A2 实验</w:t>
-      </w:r>
-      <w:r>
-        <w:t xml:space="preserve">，</w:t>
-      </w:r>
-      <w:r>
-        <w:rPr>
-          <w:bCs/>
-          <w:b/>
-        </w:rPr>
-        <w:t xml:space="preserve">不是</w:t>
-      </w:r>
-      <w:r>
-        <w:t xml:space="preserve">层1 注意力归因。</w:t>
-      </w:r>
-    </w:p>
-    <w:p>
-      <w:pPr>
-        <w:numPr>
-          <w:ilvl w:val="0"/>
-          <w:numId w:val="1001"/>
-        </w:numPr>
-        <w:pStyle w:val="Compact"/>
-      </w:pPr>
-      <w:r>
-        <w:t xml:space="preserve">⇒ ★</w:t>
-      </w:r>
-      <w:r>
-        <w:t xml:space="preserve"> </w:t>
-      </w:r>
-      <w:r>
-        <w:rPr>
-          <w:bCs/>
-          <w:b/>
-        </w:rPr>
-        <w:t xml:space="preserve">仍然更窄、且仍然诚实的一句</w:t>
-      </w:r>
-      <w:r>
-        <w:t xml:space="preserve">：★</w:t>
-      </w:r>
-      <w:r>
-        <w:t xml:space="preserve"> </w:t>
-      </w:r>
-      <w:r>
-        <w:rPr>
-          <w:bCs/>
-          <w:b/>
-        </w:rPr>
-        <w:t xml:space="preserve">「整体组」这个称谓在组织上具体对应哪些组/会话，仓与 drive 里没有叫"整体组"的实体</w:t>
-      </w:r>
-      <w:r>
-        <w:t xml:space="preserve"> </w:t>
-      </w:r>
-      <w:r>
-        <w:t xml:space="preserve">⇒ ⇒ ★</w:t>
-      </w:r>
-      <w:r>
-        <w:t xml:space="preserve"> </w:t>
-      </w:r>
-      <w:r>
-        <w:rPr>
-          <w:bCs/>
-          <w:b/>
-        </w:rPr>
-        <w:t xml:space="preserve">默认处置：按「整体组（论文簇层面）」登记</w:t>
-      </w:r>
-      <w:r>
-        <w:t xml:space="preserve">（含义 ＝ 层1 的问题描述与注意力归因由</w:t>
-      </w:r>
-      <w:r>
-        <w:rPr>
-          <w:bCs/>
-          <w:b/>
-        </w:rPr>
-        <w:t xml:space="preserve">论文簇层面直接承担</w:t>
-      </w:r>
-      <w:r>
-        <w:t xml:space="preserve">，不挂在任何已有组名下）⇒ ★</w:t>
-      </w:r>
-      <w:r>
-        <w:t xml:space="preserve"> </w:t>
-      </w:r>
-      <w:r>
-        <w:rPr>
-          <w:bCs/>
-          <w:b/>
-        </w:rPr>
-        <w:t xml:space="preserve">完全可回滚</w:t>
-      </w:r>
-      <w:r>
-        <w:t xml:space="preserve">（改一行 + 重出包，★ 不影响任何读数/正文/判决）。</w:t>
-      </w:r>
-    </w:p>
-    <w:p>
-      <w:r>
-        <w:pict>
-          <v:rect style="width:0;height:1.5pt" o:hralign="center" o:hrstd="t" o:hr="t"/>
-        </w:pict>
-      </w:r>
-    </w:p>
-    <w:bookmarkEnd w:id="26"/>
-    <w:bookmarkStart w:id="27" w:name="本文件的效力"/>
-    <w:p>
-      <w:pPr>
-        <w:pStyle w:val="Heading2"/>
-      </w:pPr>
-      <w:r>
-        <w:t xml:space="preserve">6 · 本文件的效力</w:t>
       </w:r>
     </w:p>
     <w:p>
@@ -4158,20 +3732,42 @@
         <w:pStyle w:val="Compact"/>
       </w:pPr>
       <w:r>
-        <w:t xml:space="preserve">★</w:t>
-      </w:r>
-      <w:r>
-        <w:t xml:space="preserve"> </w:t>
-      </w:r>
-      <w:r>
-        <w:rPr>
-          <w:bCs/>
-          <w:b/>
-        </w:rPr>
-        <w:t xml:space="preserve">不改动任何已交付稿子的正文、不改任何读数、不删任何限定条款</w:t>
-      </w:r>
-      <w:r>
-        <w:t xml:space="preserve">（G1/G2 复检照旧通过）。</w:t>
+        <w:t xml:space="preserve">已核到：① 的正文</w:t>
+      </w:r>
+      <w:r>
+        <w:rPr>
+          <w:bCs/>
+          <w:b/>
+        </w:rPr>
+        <w:t xml:space="preserve">是本包自己写的</w:t>
+      </w:r>
+      <w:r>
+        <w:t xml:space="preserve">（论文簇「第 1 层」空位补篇），其注意力归因那一层当时派给</w:t>
+      </w:r>
+      <w:r>
+        <w:rPr>
+          <w:bCs/>
+          <w:b/>
+        </w:rPr>
+        <w:t xml:space="preserve">「第 1 层论证线」</w:t>
+      </w:r>
+      <w:r>
+        <w:t xml:space="preserve">（本地开放权重</w:t>
+      </w:r>
+      <w:r>
+        <w:t xml:space="preserve"> </w:t>
+      </w:r>
+      <w:r>
+        <w:rPr>
+          <w:rStyle w:val="VerbatimChar"/>
+        </w:rPr>
+        <w:t xml:space="preserve">Qwen3-0.6B</w:t>
+      </w:r>
+      <w:r>
+        <w:t xml:space="preserve"> </w:t>
+      </w:r>
+      <w:r>
+        <w:t xml:space="preserve">+ CPU，这是唯一能拿到内部量的路径）。</w:t>
       </w:r>
     </w:p>
     <w:p>
@@ -4183,63 +3779,39 @@
         <w:pStyle w:val="Compact"/>
       </w:pPr>
       <w:r>
-        <w:t xml:space="preserve">★</w:t>
-      </w:r>
-      <w:r>
-        <w:t xml:space="preserve"> </w:t>
-      </w:r>
-      <w:r>
-        <w:rPr>
-          <w:bCs/>
-          <w:b/>
-        </w:rPr>
-        <w:t xml:space="preserve">只做三件事</w:t>
-      </w:r>
-      <w:r>
-        <w:t xml:space="preserve">：① 把「四篇」的两套编号摆平 ② 显式登记「第三篇未独立成篇」与「层1 仍是占位」两个缺口 ③</w:t>
-      </w:r>
-      <w:r>
-        <w:t xml:space="preserve"> </w:t>
-      </w:r>
-      <w:r>
-        <w:rPr>
-          <w:strike/>
-        </w:rPr>
-        <w:t xml:space="preserve">把「①归属」这一个核不实的格子标出来</w:t>
-      </w:r>
-      <w:r>
-        <w:t xml:space="preserve"> </w:t>
-      </w:r>
-      <w:r>
-        <w:t xml:space="preserve">⇒ ★</w:t>
-      </w:r>
-      <w:r>
-        <w:t xml:space="preserve"> </w:t>
-      </w:r>
-      <w:r>
-        <w:rPr>
-          <w:bCs/>
-          <w:b/>
-        </w:rPr>
-        <w:t xml:space="preserve">2026-10-25 更正：③ 改为「按已定口径登记四方向↔四小组映射 + 三个正交维度 + 四篇核心公式」</w:t>
-      </w:r>
-      <w:r>
-        <w:t xml:space="preserve">（★ 负责人口径 2026-10-24 深夜给出、2026-10-25 再次确认；★ 原措辞「请负责人指认」作废，★ 更正台账见</w:t>
-      </w:r>
-      <w:r>
-        <w:t xml:space="preserve"> </w:t>
+        <w:t xml:space="preserve">已核到：一组（</w:t>
       </w:r>
       <w:r>
         <w:rPr>
           <w:rStyle w:val="VerbatimChar"/>
         </w:rPr>
-        <w:t xml:space="preserve">交付总览_人肉审版_2026-10-25.md</w:t>
-      </w:r>
-      <w:r>
-        <w:t xml:space="preserve"> </w:t>
-      </w:r>
-      <w:r>
-        <w:t xml:space="preserve">§4）。</w:t>
+        <w:t xml:space="preserve">435859808534757</w:t>
+      </w:r>
+      <w:r>
+        <w:t xml:space="preserve">）在 drive 上的交付物是</w:t>
+      </w:r>
+      <w:r>
+        <w:t xml:space="preserve"> </w:t>
+      </w:r>
+      <w:r>
+        <w:rPr>
+          <w:bCs/>
+          <w:b/>
+        </w:rPr>
+        <w:t xml:space="preserve">multi-mind 论证线 + M 层表示（ADR-007）+ A1/A2 实验</w:t>
+      </w:r>
+      <w:r>
+        <w:t xml:space="preserve">，</w:t>
+      </w:r>
+      <w:r>
+        <w:rPr>
+          <w:bCs/>
+          <w:b/>
+        </w:rPr>
+        <w:t xml:space="preserve">不是</w:t>
+      </w:r>
+      <w:r>
+        <w:t xml:space="preserve">层1 注意力归因。</w:t>
       </w:r>
     </w:p>
     <w:p>
@@ -4251,11 +3823,156 @@
         <w:pStyle w:val="Compact"/>
       </w:pPr>
       <w:r>
-        <w:t xml:space="preserve">★</w:t>
-      </w:r>
-      <w:r>
-        <w:t xml:space="preserve"> </w:t>
-      </w:r>
+        <w:rPr>
+          <w:bCs/>
+          <w:b/>
+        </w:rPr>
+        <w:t xml:space="preserve">仍然更窄、且仍然诚实的一句</w:t>
+      </w:r>
+      <w:r>
+        <w:t xml:space="preserve">：</w:t>
+      </w:r>
+      <w:r>
+        <w:rPr>
+          <w:bCs/>
+          <w:b/>
+        </w:rPr>
+        <w:t xml:space="preserve">「整体组」这个称谓在组织上具体对应哪些组/会话，仓与 drive 里没有叫"整体组"的实体</w:t>
+      </w:r>
+      <w:r>
+        <w:t xml:space="preserve">，</w:t>
+      </w:r>
+      <w:r>
+        <w:rPr>
+          <w:bCs/>
+          <w:b/>
+        </w:rPr>
+        <w:t xml:space="preserve">默认处理：按「整体组（论文簇层面）」登记</w:t>
+      </w:r>
+      <w:r>
+        <w:t xml:space="preserve">（含义 ＝ 层1 的问题描述与注意力归因由</w:t>
+      </w:r>
+      <w:r>
+        <w:rPr>
+          <w:bCs/>
+          <w:b/>
+        </w:rPr>
+        <w:t xml:space="preserve">论文簇层面直接承担</w:t>
+      </w:r>
+      <w:r>
+        <w:t xml:space="preserve">，不挂在任何已有组名下），</w:t>
+      </w:r>
+      <w:r>
+        <w:rPr>
+          <w:bCs/>
+          <w:b/>
+        </w:rPr>
+        <w:t xml:space="preserve">完全可回滚</w:t>
+      </w:r>
+      <w:r>
+        <w:t xml:space="preserve">（改一行 + 重出包，不影响任何读数/正文/判决）。</w:t>
+      </w:r>
+    </w:p>
+    <w:p>
+      <w:r>
+        <w:pict>
+          <v:rect style="width:0;height:1.5pt" o:hralign="center" o:hrstd="t" o:hr="t"/>
+        </w:pict>
+      </w:r>
+    </w:p>
+    <w:bookmarkEnd w:id="26"/>
+    <w:bookmarkStart w:id="27" w:name="本文件的效力"/>
+    <w:p>
+      <w:pPr>
+        <w:pStyle w:val="Heading2"/>
+      </w:pPr>
+      <w:r>
+        <w:t xml:space="preserve">6 · 本文件的效力</w:t>
+      </w:r>
+    </w:p>
+    <w:p>
+      <w:pPr>
+        <w:numPr>
+          <w:ilvl w:val="0"/>
+          <w:numId w:val="1003"/>
+        </w:numPr>
+        <w:pStyle w:val="Compact"/>
+      </w:pPr>
+      <w:r>
+        <w:rPr>
+          <w:bCs/>
+          <w:b/>
+        </w:rPr>
+        <w:t xml:space="preserve">不改动任何已交付稿子的正文、不改任何读数、不删任何限定条款</w:t>
+      </w:r>
+      <w:r>
+        <w:t xml:space="preserve">（G1/G2 复检照旧通过）。</w:t>
+      </w:r>
+    </w:p>
+    <w:p>
+      <w:pPr>
+        <w:numPr>
+          <w:ilvl w:val="0"/>
+          <w:numId w:val="1003"/>
+        </w:numPr>
+        <w:pStyle w:val="Compact"/>
+      </w:pPr>
+      <w:r>
+        <w:rPr>
+          <w:bCs/>
+          <w:b/>
+        </w:rPr>
+        <w:t xml:space="preserve">只做三件事</w:t>
+      </w:r>
+      <w:r>
+        <w:t xml:space="preserve">：① 把「四篇」的两套编号摆平 ② 显式登记「第三篇未独立成篇」与「层1 仍是占位」两个缺口 ③</w:t>
+      </w:r>
+      <w:r>
+        <w:t xml:space="preserve"> </w:t>
+      </w:r>
+      <w:r>
+        <w:rPr>
+          <w:strike/>
+        </w:rPr>
+        <w:t xml:space="preserve">把「①归属」这一个核不实的格子标出来</w:t>
+      </w:r>
+      <w:r>
+        <w:t xml:space="preserve">，</w:t>
+      </w:r>
+      <w:r>
+        <w:rPr>
+          <w:bCs/>
+          <w:b/>
+        </w:rPr>
+        <w:t xml:space="preserve">2026-10-25 更正：③ 改为「按已定口径登记四方向↔四小组映射 + 三个正交维度 + 四篇核心公式」</w:t>
+      </w:r>
+      <w:r>
+        <w:t xml:space="preserve">（负责人口径 2026-10-24 深夜给出、2026-10-25 再次确认；原措辞「请负责人指认」作废，更正台账见</w:t>
+      </w:r>
+      <w:r>
+        <w:t xml:space="preserve"> </w:t>
+      </w:r>
+      <w:r>
+        <w:rPr>
+          <w:rStyle w:val="VerbatimChar"/>
+        </w:rPr>
+        <w:t xml:space="preserve">交付总览_人肉审版_2026-10-25.md</w:t>
+      </w:r>
+      <w:r>
+        <w:t xml:space="preserve"> </w:t>
+      </w:r>
+      <w:r>
+        <w:t xml:space="preserve">§4）。</w:t>
+      </w:r>
+    </w:p>
+    <w:p>
+      <w:pPr>
+        <w:numPr>
+          <w:ilvl w:val="0"/>
+          <w:numId w:val="1003"/>
+        </w:numPr>
+        <w:pStyle w:val="Compact"/>
+      </w:pPr>
       <w:r>
         <w:rPr>
           <w:bCs/>
@@ -4264,10 +3981,7 @@
         <w:t xml:space="preserve">本文件随交付包一起走</w:t>
       </w:r>
       <w:r>
-        <w:t xml:space="preserve"> </w:t>
-      </w:r>
-      <w:r>
-        <w:t xml:space="preserve">⇒ 外部任何人问「第三篇呢」，都能在这一页得到答案。</w:t>
+        <w:t xml:space="preserve">，外部任何人问「第三篇呢」，都能在这一页得到答案。</w:t>
       </w:r>
     </w:p>
     <w:p>
@@ -4489,6 +4203,9 @@
     <w:abstractNumId w:val="991"/>
   </w:num>
   <w:num w:numId="1002">
+    <w:abstractNumId w:val="991"/>
+  </w:num>
+  <w:num w:numId="1003">
     <w:abstractNumId w:val="991"/>
   </w:num>
 </w:numbering>
